--- a/homework/product-decision.docx
+++ b/homework/product-decision.docx
@@ -8,7 +8,7 @@
       </w:pPr>
       <w:r>
         <w:rPr/>
-        <w:t xml:space="preserve">Домашнє завдання до заняття 7 · Продуктове рішення · 21 жовтня 2026</w:t>
+        <w:t xml:space="preserve">Домашнє завдання до заняття 7 · Оцінки уточнено 22 жовтня 2026</w:t>
       </w:r>
     </w:p>
     <w:p>
@@ -66,7 +66,7 @@
       </w:pPr>
       <w:r>
         <w:rPr/>
-        <w:t xml:space="preserve">MSCW застосовано до найближчих трьох місяців. Години нижче є припущеннями для мінімальної реалізації та її перевірки поверх наявного трекера. Власних фіч не додаю.</w:t>
+        <w:t xml:space="preserve">MSCW — на три місяці. Час фічі = сума підзадач, включно з її перевіркою. Це припущення поверх готових імпорту Олі, правил і звіту; власних фіч не додаю. «Поля» у 2 — єдині дата, опис, сума, валюта, залишок для двох CSV; «категорії» — спільний перелік через rules.csv. Банківський API — окрема фіча 18.</w:t>
       </w:r>
     </w:p>
     <w:tbl>
@@ -89,11 +89,10 @@
         </w:tblCellMar>
       </w:tblPr>
       <w:tblGrid>
-        <w:gridCol w:w="619"/>
-        <w:gridCol w:w="2167"/>
-        <w:gridCol w:w="1238"/>
-        <w:gridCol w:w="1032"/>
-        <w:gridCol w:w="5262"/>
+        <w:gridCol w:w="516"/>
+        <w:gridCol w:w="2373"/>
+        <w:gridCol w:w="4024"/>
+        <w:gridCol w:w="3405"/>
       </w:tblGrid>
       <w:tr>
         <w:trPr>
@@ -102,7 +101,7 @@
         </w:trPr>
         <w:tc>
           <w:tcPr>
-            <w:tcW w:w="619" w:type="dxa"/>
+            <w:tcW w:w="516" w:type="dxa"/>
             <w:vAlign w:val="center"/>
             <w:shd w:fill="EDF3EF" w:val="clear"/>
           </w:tcPr>
@@ -120,7 +119,7 @@
         </w:tc>
         <w:tc>
           <w:tcPr>
-            <w:tcW w:w="2167" w:type="dxa"/>
+            <w:tcW w:w="2373" w:type="dxa"/>
             <w:vAlign w:val="center"/>
             <w:shd w:fill="EDF3EF" w:val="clear"/>
           </w:tcPr>
@@ -132,13 +131,13 @@
               <w:rPr>
                 <w:b/>
               </w:rPr>
-              <w:t xml:space="preserve">Фіча</w:t>
-            </w:r>
-          </w:p>
-        </w:tc>
-        <w:tc>
-          <w:tcPr>
-            <w:tcW w:w="1238" w:type="dxa"/>
+              <w:t xml:space="preserve">Фіча і MSCW</w:t>
+            </w:r>
+          </w:p>
+        </w:tc>
+        <w:tc>
+          <w:tcPr>
+            <w:tcW w:w="4024" w:type="dxa"/>
             <w:vAlign w:val="center"/>
             <w:shd w:fill="EDF3EF" w:val="clear"/>
           </w:tcPr>
@@ -150,13 +149,13 @@
               <w:rPr>
                 <w:b/>
               </w:rPr>
-              <w:t xml:space="preserve">MSCW</w:t>
-            </w:r>
-          </w:p>
-        </w:tc>
-        <w:tc>
-          <w:tcPr>
-            <w:tcW w:w="1032" w:type="dxa"/>
+              <w:t xml:space="preserve">Склад оцінки, год</w:t>
+            </w:r>
+          </w:p>
+        </w:tc>
+        <w:tc>
+          <w:tcPr>
+            <w:tcW w:w="3405" w:type="dxa"/>
             <w:vAlign w:val="center"/>
             <w:shd w:fill="EDF3EF" w:val="clear"/>
           </w:tcPr>
@@ -168,25 +167,7 @@
               <w:rPr>
                 <w:b/>
               </w:rPr>
-              <w:t xml:space="preserve">Час</w:t>
-            </w:r>
-          </w:p>
-        </w:tc>
-        <w:tc>
-          <w:tcPr>
-            <w:tcW w:w="5262" w:type="dxa"/>
-            <w:vAlign w:val="center"/>
-            <w:shd w:fill="EDF3EF" w:val="clear"/>
-          </w:tcPr>
-          <w:p>
-            <w:pPr>
-              <w:pStyle w:val="TableHeader"/>
-            </w:pPr>
-            <w:r>
-              <w:rPr>
-                <w:b/>
-              </w:rPr>
-              <w:t xml:space="preserve">Кому потрібна і що буде без неї</w:t>
+              <w:t xml:space="preserve">Кому потрібна і що без неї</w:t>
             </w:r>
           </w:p>
         </w:tc>
@@ -197,7 +178,7 @@
         </w:trPr>
         <w:tc>
           <w:tcPr>
-            <w:tcW w:w="619" w:type="dxa"/>
+            <w:tcW w:w="516" w:type="dxa"/>
             <w:vAlign w:val="center"/>
           </w:tcPr>
           <w:p>
@@ -212,7 +193,7 @@
         </w:tc>
         <w:tc>
           <w:tcPr>
-            <w:tcW w:w="2167" w:type="dxa"/>
+            <w:tcW w:w="2373" w:type="dxa"/>
             <w:vAlign w:val="center"/>
           </w:tcPr>
           <w:p>
@@ -223,50 +204,44 @@
               <w:rPr/>
               <w:t xml:space="preserve">Імпорт виписки Марка</w:t>
             </w:r>
-          </w:p>
-        </w:tc>
-        <w:tc>
-          <w:tcPr>
-            <w:tcW w:w="1238" w:type="dxa"/>
-            <w:vAlign w:val="center"/>
-          </w:tcPr>
-          <w:p>
-            <w:pPr>
-              <w:pStyle w:val="TableText"/>
-            </w:pPr>
-            <w:r>
-              <w:rPr/>
+            <w:r>
+              <w:br/>
+            </w:r>
+            <w:r>
+              <w:rPr>
+                <w:b/>
+              </w:rPr>
               <w:t xml:space="preserve">Must</w:t>
             </w:r>
           </w:p>
         </w:tc>
         <w:tc>
           <w:tcPr>
-            <w:tcW w:w="1032" w:type="dxa"/>
-            <w:vAlign w:val="center"/>
-          </w:tcPr>
-          <w:p>
-            <w:pPr>
-              <w:pStyle w:val="TableText"/>
-            </w:pPr>
-            <w:r>
-              <w:rPr/>
-              <w:t xml:space="preserve">6 год</w:t>
-            </w:r>
-          </w:p>
-        </w:tc>
-        <w:tc>
-          <w:tcPr>
-            <w:tcW w:w="5262" w:type="dxa"/>
-            <w:vAlign w:val="center"/>
-          </w:tcPr>
-          <w:p>
-            <w:pPr>
-              <w:pStyle w:val="TableText"/>
-            </w:pPr>
-            <w:r>
-              <w:rPr/>
-              <w:t xml:space="preserve">Обом потрібні дані другого банку без переписування сум. Без імпорту спільний підсумок неповний, а Марко витрачає час на ручне введення.</w:t>
+            <w:tcW w:w="4024" w:type="dxa"/>
+            <w:vAlign w:val="center"/>
+          </w:tcPr>
+          <w:p>
+            <w:pPr>
+              <w:pStyle w:val="TableText"/>
+            </w:pPr>
+            <w:r>
+              <w:rPr/>
+              <w:t xml:space="preserve">CSV 1 + Поля 1,5 + Власник/дублі 1 + Категорії 1 + Звірки 1,5 = 6</w:t>
+            </w:r>
+          </w:p>
+        </w:tc>
+        <w:tc>
+          <w:tcPr>
+            <w:tcW w:w="3405" w:type="dxa"/>
+            <w:vAlign w:val="center"/>
+          </w:tcPr>
+          <w:p>
+            <w:pPr>
+              <w:pStyle w:val="TableText"/>
+            </w:pPr>
+            <w:r>
+              <w:rPr/>
+              <w:t xml:space="preserve">Обом — дані другого банку без переписування. Без імпорту спільний підсумок неповний.</w:t>
             </w:r>
           </w:p>
         </w:tc>
@@ -277,7 +252,7 @@
         </w:trPr>
         <w:tc>
           <w:tcPr>
-            <w:tcW w:w="619" w:type="dxa"/>
+            <w:tcW w:w="516" w:type="dxa"/>
             <w:vAlign w:val="center"/>
           </w:tcPr>
           <w:p>
@@ -292,7 +267,7 @@
         </w:tc>
         <w:tc>
           <w:tcPr>
-            <w:tcW w:w="2167" w:type="dxa"/>
+            <w:tcW w:w="2373" w:type="dxa"/>
             <w:vAlign w:val="center"/>
           </w:tcPr>
           <w:p>
@@ -303,50 +278,44 @@
               <w:rPr/>
               <w:t xml:space="preserve">Готівка з телефона</w:t>
             </w:r>
-          </w:p>
-        </w:tc>
-        <w:tc>
-          <w:tcPr>
-            <w:tcW w:w="1238" w:type="dxa"/>
-            <w:vAlign w:val="center"/>
-          </w:tcPr>
-          <w:p>
-            <w:pPr>
-              <w:pStyle w:val="TableText"/>
-            </w:pPr>
-            <w:r>
-              <w:rPr/>
+            <w:r>
+              <w:br/>
+            </w:r>
+            <w:r>
+              <w:rPr>
+                <w:b/>
+              </w:rPr>
               <w:t xml:space="preserve">Must</w:t>
             </w:r>
           </w:p>
         </w:tc>
         <w:tc>
           <w:tcPr>
-            <w:tcW w:w="1032" w:type="dxa"/>
-            <w:vAlign w:val="center"/>
-          </w:tcPr>
-          <w:p>
-            <w:pPr>
-              <w:pStyle w:val="TableText"/>
-            </w:pPr>
-            <w:r>
-              <w:rPr/>
-              <w:t xml:space="preserve">8 год</w:t>
-            </w:r>
-          </w:p>
-        </w:tc>
-        <w:tc>
-          <w:tcPr>
-            <w:tcW w:w="5262" w:type="dxa"/>
-            <w:vAlign w:val="center"/>
-          </w:tcPr>
-          <w:p>
-            <w:pPr>
-              <w:pStyle w:val="TableText"/>
-            </w:pPr>
-            <w:r>
-              <w:rPr/>
-              <w:t xml:space="preserve">Марко додає операції, яких немає у виписці; потрібні форма й стійке зберігання. Без цього готівкові витрати губляться і бюджет неповний.</w:t>
+            <w:tcW w:w="4024" w:type="dxa"/>
+            <w:vAlign w:val="center"/>
+          </w:tcPr>
+          <w:p>
+            <w:pPr>
+              <w:pStyle w:val="TableText"/>
+            </w:pPr>
+            <w:r>
+              <w:rPr/>
+              <w:t xml:space="preserve">Форма 2 + Валідація 1 + Збереження 2 + Облік 1 + Перевірка 2 = 8</w:t>
+            </w:r>
+          </w:p>
+        </w:tc>
+        <w:tc>
+          <w:tcPr>
+            <w:tcW w:w="3405" w:type="dxa"/>
+            <w:vAlign w:val="center"/>
+          </w:tcPr>
+          <w:p>
+            <w:pPr>
+              <w:pStyle w:val="TableText"/>
+            </w:pPr>
+            <w:r>
+              <w:rPr/>
+              <w:t xml:space="preserve">Маркові — витрати поза випискою. Без окремого збереження вони губляться після імпорту.</w:t>
             </w:r>
           </w:p>
         </w:tc>
@@ -357,7 +326,7 @@
         </w:trPr>
         <w:tc>
           <w:tcPr>
-            <w:tcW w:w="619" w:type="dxa"/>
+            <w:tcW w:w="516" w:type="dxa"/>
             <w:vAlign w:val="center"/>
           </w:tcPr>
           <w:p>
@@ -372,7 +341,7 @@
         </w:tc>
         <w:tc>
           <w:tcPr>
-            <w:tcW w:w="2167" w:type="dxa"/>
+            <w:tcW w:w="2373" w:type="dxa"/>
             <w:vAlign w:val="center"/>
           </w:tcPr>
           <w:p>
@@ -383,50 +352,44 @@
               <w:rPr/>
               <w:t xml:space="preserve">Спільні витрати</w:t>
             </w:r>
-          </w:p>
-        </w:tc>
-        <w:tc>
-          <w:tcPr>
-            <w:tcW w:w="1238" w:type="dxa"/>
-            <w:vAlign w:val="center"/>
-          </w:tcPr>
-          <w:p>
-            <w:pPr>
-              <w:pStyle w:val="TableText"/>
-            </w:pPr>
-            <w:r>
-              <w:rPr/>
+            <w:r>
+              <w:br/>
+            </w:r>
+            <w:r>
+              <w:rPr>
+                <w:b/>
+              </w:rPr>
               <w:t xml:space="preserve">Must</w:t>
             </w:r>
           </w:p>
         </w:tc>
         <w:tc>
           <w:tcPr>
-            <w:tcW w:w="1032" w:type="dxa"/>
-            <w:vAlign w:val="center"/>
-          </w:tcPr>
-          <w:p>
-            <w:pPr>
-              <w:pStyle w:val="TableText"/>
-            </w:pPr>
-            <w:r>
-              <w:rPr/>
-              <w:t xml:space="preserve">8 год</w:t>
-            </w:r>
-          </w:p>
-        </w:tc>
-        <w:tc>
-          <w:tcPr>
-            <w:tcW w:w="5262" w:type="dxa"/>
-            <w:vAlign w:val="center"/>
-          </w:tcPr>
-          <w:p>
-            <w:pPr>
-              <w:pStyle w:val="TableText"/>
-            </w:pPr>
-            <w:r>
-              <w:rPr/>
-              <w:t xml:space="preserve">Обом потрібні частки 50/50 і підсумок, хто кому винен, з особистими винятками. Без цього видно платежі, але немає розрахунку спільного бюджету.</w:t>
+            <w:tcW w:w="4024" w:type="dxa"/>
+            <w:vAlign w:val="center"/>
+          </w:tcPr>
+          <w:p>
+            <w:pPr>
+              <w:pStyle w:val="TableText"/>
+            </w:pPr>
+            <w:r>
+              <w:rPr/>
+              <w:t xml:space="preserve">Правила 2 + Частки 2 + Перекази 1 + Підсумок 1 + Перевірка 2 = 8</w:t>
+            </w:r>
+          </w:p>
+        </w:tc>
+        <w:tc>
+          <w:tcPr>
+            <w:tcW w:w="3405" w:type="dxa"/>
+            <w:vAlign w:val="center"/>
+          </w:tcPr>
+          <w:p>
+            <w:pPr>
+              <w:pStyle w:val="TableText"/>
+            </w:pPr>
+            <w:r>
+              <w:rPr/>
+              <w:t xml:space="preserve">Обом — 50/50 й борг з особистими винятками. Без фічі платежі є, розрахунку спільного бюджету немає.</w:t>
             </w:r>
           </w:p>
         </w:tc>
@@ -437,7 +400,7 @@
         </w:trPr>
         <w:tc>
           <w:tcPr>
-            <w:tcW w:w="619" w:type="dxa"/>
+            <w:tcW w:w="516" w:type="dxa"/>
             <w:vAlign w:val="center"/>
           </w:tcPr>
           <w:p>
@@ -452,7 +415,7 @@
         </w:tc>
         <w:tc>
           <w:tcPr>
-            <w:tcW w:w="2167" w:type="dxa"/>
+            <w:tcW w:w="2373" w:type="dxa"/>
             <w:vAlign w:val="center"/>
           </w:tcPr>
           <w:p>
@@ -463,50 +426,44 @@
               <w:rPr/>
               <w:t xml:space="preserve">Вхід і особисті дані</w:t>
             </w:r>
-          </w:p>
-        </w:tc>
-        <w:tc>
-          <w:tcPr>
-            <w:tcW w:w="1238" w:type="dxa"/>
-            <w:vAlign w:val="center"/>
-          </w:tcPr>
-          <w:p>
-            <w:pPr>
-              <w:pStyle w:val="TableText"/>
-            </w:pPr>
-            <w:r>
-              <w:rPr/>
+            <w:r>
+              <w:br/>
+            </w:r>
+            <w:r>
+              <w:rPr>
+                <w:b/>
+              </w:rPr>
               <w:t xml:space="preserve">Must</w:t>
             </w:r>
           </w:p>
         </w:tc>
         <w:tc>
           <w:tcPr>
-            <w:tcW w:w="1032" w:type="dxa"/>
-            <w:vAlign w:val="center"/>
-          </w:tcPr>
-          <w:p>
-            <w:pPr>
-              <w:pStyle w:val="TableText"/>
-            </w:pPr>
-            <w:r>
-              <w:rPr/>
-              <w:t xml:space="preserve">8 год</w:t>
-            </w:r>
-          </w:p>
-        </w:tc>
-        <w:tc>
-          <w:tcPr>
-            <w:tcW w:w="5262" w:type="dxa"/>
-            <w:vAlign w:val="center"/>
-          </w:tcPr>
-          <w:p>
-            <w:pPr>
-              <w:pStyle w:val="TableText"/>
-            </w:pPr>
-            <w:r>
-              <w:rPr/>
-              <w:t xml:space="preserve">Обом потрібен доступ лише до своїх і спільних операцій; час включає розгортання, HTTPS та перевірку прав на сервері. Без цього фінансові дані не можна публікувати.</w:t>
+            <w:tcW w:w="4024" w:type="dxa"/>
+            <w:vAlign w:val="center"/>
+          </w:tcPr>
+          <w:p>
+            <w:pPr>
+              <w:pStyle w:val="TableText"/>
+            </w:pPr>
+            <w:r>
+              <w:rPr/>
+              <w:t xml:space="preserve">Вхід 2 + Права 2 + HTTPS 2 + Видимість 1 + Перевірка 1 = 8</w:t>
+            </w:r>
+          </w:p>
+        </w:tc>
+        <w:tc>
+          <w:tcPr>
+            <w:tcW w:w="3405" w:type="dxa"/>
+            <w:vAlign w:val="center"/>
+          </w:tcPr>
+          <w:p>
+            <w:pPr>
+              <w:pStyle w:val="TableText"/>
+            </w:pPr>
+            <w:r>
+              <w:rPr/>
+              <w:t xml:space="preserve">Обом — доступ до своїх і спільних даних. Без цього фінансовий звіт не публікуємо.</w:t>
             </w:r>
           </w:p>
         </w:tc>
@@ -517,7 +474,7 @@
         </w:trPr>
         <w:tc>
           <w:tcPr>
-            <w:tcW w:w="619" w:type="dxa"/>
+            <w:tcW w:w="516" w:type="dxa"/>
             <w:vAlign w:val="center"/>
           </w:tcPr>
           <w:p>
@@ -532,7 +489,7 @@
         </w:tc>
         <w:tc>
           <w:tcPr>
-            <w:tcW w:w="2167" w:type="dxa"/>
+            <w:tcW w:w="2373" w:type="dxa"/>
             <w:vAlign w:val="center"/>
           </w:tcPr>
           <w:p>
@@ -543,50 +500,44 @@
               <w:rPr/>
               <w:t xml:space="preserve">Звіт на телефоні</w:t>
             </w:r>
-          </w:p>
-        </w:tc>
-        <w:tc>
-          <w:tcPr>
-            <w:tcW w:w="1238" w:type="dxa"/>
-            <w:vAlign w:val="center"/>
-          </w:tcPr>
-          <w:p>
-            <w:pPr>
-              <w:pStyle w:val="TableText"/>
-            </w:pPr>
-            <w:r>
-              <w:rPr/>
+            <w:r>
+              <w:br/>
+            </w:r>
+            <w:r>
+              <w:rPr>
+                <w:b/>
+              </w:rPr>
               <w:t xml:space="preserve">Must</w:t>
             </w:r>
           </w:p>
         </w:tc>
         <w:tc>
           <w:tcPr>
-            <w:tcW w:w="1032" w:type="dxa"/>
-            <w:vAlign w:val="center"/>
-          </w:tcPr>
-          <w:p>
-            <w:pPr>
-              <w:pStyle w:val="TableText"/>
-            </w:pPr>
-            <w:r>
-              <w:rPr/>
-              <w:t xml:space="preserve">4 год</w:t>
-            </w:r>
-          </w:p>
-        </w:tc>
-        <w:tc>
-          <w:tcPr>
-            <w:tcW w:w="5262" w:type="dxa"/>
-            <w:vAlign w:val="center"/>
-          </w:tcPr>
-          <w:p>
-            <w:pPr>
-              <w:pStyle w:val="TableText"/>
-            </w:pPr>
-            <w:r>
-              <w:rPr/>
-              <w:t xml:space="preserve">Маркові потрібні зрозумілі категорії, заощадження й фіксовані та змінні витрати без термінала. Без мобільного звіту він не отримує основного способу користування.</w:t>
+            <w:tcW w:w="4024" w:type="dxa"/>
+            <w:vAlign w:val="center"/>
+          </w:tcPr>
+          <w:p>
+            <w:pPr>
+              <w:pStyle w:val="TableText"/>
+            </w:pPr>
+            <w:r>
+              <w:rPr/>
+              <w:t xml:space="preserve">Вибірка 1,5 + Екран 1 + Підписи 0,5 + Перевірка 1 = 4</w:t>
+            </w:r>
+          </w:p>
+        </w:tc>
+        <w:tc>
+          <w:tcPr>
+            <w:tcW w:w="3405" w:type="dxa"/>
+            <w:vAlign w:val="center"/>
+          </w:tcPr>
+          <w:p>
+            <w:pPr>
+              <w:pStyle w:val="TableText"/>
+            </w:pPr>
+            <w:r>
+              <w:rPr/>
+              <w:t xml:space="preserve">Маркові — звіт без термінала, Олі — зручний перегляд. Без нього головного способу користування немає.</w:t>
             </w:r>
           </w:p>
         </w:tc>
@@ -597,7 +548,7 @@
         </w:trPr>
         <w:tc>
           <w:tcPr>
-            <w:tcW w:w="619" w:type="dxa"/>
+            <w:tcW w:w="516" w:type="dxa"/>
             <w:vAlign w:val="center"/>
           </w:tcPr>
           <w:p>
@@ -612,7 +563,7 @@
         </w:tc>
         <w:tc>
           <w:tcPr>
-            <w:tcW w:w="2167" w:type="dxa"/>
+            <w:tcW w:w="2373" w:type="dxa"/>
             <w:vAlign w:val="center"/>
           </w:tcPr>
           <w:p>
@@ -623,50 +574,44 @@
               <w:rPr/>
               <w:t xml:space="preserve">Ціль заощаджень</w:t>
             </w:r>
-          </w:p>
-        </w:tc>
-        <w:tc>
-          <w:tcPr>
-            <w:tcW w:w="1238" w:type="dxa"/>
-            <w:vAlign w:val="center"/>
-          </w:tcPr>
-          <w:p>
-            <w:pPr>
-              <w:pStyle w:val="TableText"/>
-            </w:pPr>
-            <w:r>
-              <w:rPr/>
+            <w:r>
+              <w:br/>
+            </w:r>
+            <w:r>
+              <w:rPr>
+                <w:b/>
+              </w:rPr>
               <w:t xml:space="preserve">Should</w:t>
             </w:r>
           </w:p>
         </w:tc>
         <w:tc>
           <w:tcPr>
-            <w:tcW w:w="1032" w:type="dxa"/>
-            <w:vAlign w:val="center"/>
-          </w:tcPr>
-          <w:p>
-            <w:pPr>
-              <w:pStyle w:val="TableText"/>
-            </w:pPr>
-            <w:r>
-              <w:rPr/>
-              <w:t xml:space="preserve">2 год</w:t>
-            </w:r>
-          </w:p>
-        </w:tc>
-        <w:tc>
-          <w:tcPr>
-            <w:tcW w:w="5262" w:type="dxa"/>
-            <w:vAlign w:val="center"/>
-          </w:tcPr>
-          <w:p>
-            <w:pPr>
-              <w:pStyle w:val="TableText"/>
-            </w:pPr>
-            <w:r>
-              <w:rPr/>
-              <w:t xml:space="preserve">Олі потрібен прогрес подушки; це перше покращення після Must. Без індикатора норма заощаджень лишається, але не видно відстані до цілі.</w:t>
+            <w:tcW w:w="4024" w:type="dxa"/>
+            <w:vAlign w:val="center"/>
+          </w:tcPr>
+          <w:p>
+            <w:pPr>
+              <w:pStyle w:val="TableText"/>
+            </w:pPr>
+            <w:r>
+              <w:rPr/>
+              <w:t xml:space="preserve">Суми 0,5 + Формула 0,5 + Індикатор 0,5 + Перевірка 0,5 = 2</w:t>
+            </w:r>
+          </w:p>
+        </w:tc>
+        <w:tc>
+          <w:tcPr>
+            <w:tcW w:w="3405" w:type="dxa"/>
+            <w:vAlign w:val="center"/>
+          </w:tcPr>
+          <w:p>
+            <w:pPr>
+              <w:pStyle w:val="TableText"/>
+            </w:pPr>
+            <w:r>
+              <w:rPr/>
+              <w:t xml:space="preserve">Олі — прогрес подушки; перше покращення після Must. Без нього лишається норма заощаджень.</w:t>
             </w:r>
           </w:p>
         </w:tc>
@@ -677,7 +622,7 @@
         </w:trPr>
         <w:tc>
           <w:tcPr>
-            <w:tcW w:w="619" w:type="dxa"/>
+            <w:tcW w:w="516" w:type="dxa"/>
             <w:vAlign w:val="center"/>
           </w:tcPr>
           <w:p>
@@ -692,7 +637,7 @@
         </w:tc>
         <w:tc>
           <w:tcPr>
-            <w:tcW w:w="2167" w:type="dxa"/>
+            <w:tcW w:w="2373" w:type="dxa"/>
             <w:vAlign w:val="center"/>
           </w:tcPr>
           <w:p>
@@ -703,50 +648,44 @@
               <w:rPr/>
               <w:t xml:space="preserve">Ліміти на категорії</w:t>
             </w:r>
-          </w:p>
-        </w:tc>
-        <w:tc>
-          <w:tcPr>
-            <w:tcW w:w="1238" w:type="dxa"/>
-            <w:vAlign w:val="center"/>
-          </w:tcPr>
-          <w:p>
-            <w:pPr>
-              <w:pStyle w:val="TableText"/>
-            </w:pPr>
-            <w:r>
-              <w:rPr/>
+            <w:r>
+              <w:br/>
+            </w:r>
+            <w:r>
+              <w:rPr>
+                <w:b/>
+              </w:rPr>
               <w:t xml:space="preserve">Should</w:t>
             </w:r>
           </w:p>
         </w:tc>
         <w:tc>
           <w:tcPr>
-            <w:tcW w:w="1032" w:type="dxa"/>
-            <w:vAlign w:val="center"/>
-          </w:tcPr>
-          <w:p>
-            <w:pPr>
-              <w:pStyle w:val="TableText"/>
-            </w:pPr>
-            <w:r>
-              <w:rPr/>
-              <w:t xml:space="preserve">8 год</w:t>
-            </w:r>
-          </w:p>
-        </w:tc>
-        <w:tc>
-          <w:tcPr>
-            <w:tcW w:w="5262" w:type="dxa"/>
-            <w:vAlign w:val="center"/>
-          </w:tcPr>
-          <w:p>
-            <w:pPr>
-              <w:pStyle w:val="TableText"/>
-            </w:pPr>
-            <w:r>
-              <w:rPr/>
-              <w:t xml:space="preserve">Обом можуть допомогти прості попередження у звіті, без push-повідомлень. Без них витрати за категоріями видно; фічу додаємо після подушки за наявності часу.</w:t>
+            <w:tcW w:w="4024" w:type="dxa"/>
+            <w:vAlign w:val="center"/>
+          </w:tcPr>
+          <w:p>
+            <w:pPr>
+              <w:pStyle w:val="TableText"/>
+            </w:pPr>
+            <w:r>
+              <w:rPr/>
+              <w:t xml:space="preserve">Налаштування 2 + Розрахунок 2 + Інтерфейс 2 + Перевірка 2 = 8</w:t>
+            </w:r>
+          </w:p>
+        </w:tc>
+        <w:tc>
+          <w:tcPr>
+            <w:tcW w:w="3405" w:type="dxa"/>
+            <w:vAlign w:val="center"/>
+          </w:tcPr>
+          <w:p>
+            <w:pPr>
+              <w:pStyle w:val="TableText"/>
+            </w:pPr>
+            <w:r>
+              <w:rPr/>
+              <w:t xml:space="preserve">Обом — попередження про перевищення. Витрати видно й без них; додаємо після подушки, якщо є час.</w:t>
             </w:r>
           </w:p>
         </w:tc>
@@ -760,11 +699,46 @@
         <w:rPr>
           <w:b/>
         </w:rPr>
-        <w:t xml:space="preserve">П’ять Must разом: 34 години.</w:t>
-      </w:r>
-      <w:r>
-        <w:rPr/>
-        <w:t xml:space="preserve"> Ще 2 години на ціль і 12 годин резерву дають 48 годин за 12 тижнів. За ресурсу 72 години: Must 34 + ціль 2 + ліміти 8 + резерв 18 = 62 години; залишок не є обіцянкою зробити всі Could.</w:t>
+        <w:t xml:space="preserve">Must: 6 + 8 + 8 + 8 + 4 = 34 год.</w:t>
+      </w:r>
+      <w:r>
+        <w:rPr/>
+        <w:t xml:space="preserve"> Ресурс за 12 тижнів: 4 × 12 = 48 або 6 × 12 = 72 год. Нижній план: </w:t>
+      </w:r>
+      <w:r>
+        <w:rPr>
+          <w:b/>
+        </w:rPr>
+        <w:t xml:space="preserve">34 + 2 подушка + 12 резерв = 48</w:t>
+      </w:r>
+      <w:r>
+        <w:rPr/>
+        <w:t xml:space="preserve">. Верхній: </w:t>
+      </w:r>
+      <w:r>
+        <w:rPr>
+          <w:b/>
+        </w:rPr>
+        <w:t xml:space="preserve">34 + 2 + 8 ліміти + 18 резерв = 62; 62 + 10 вільних = 72</w:t>
+      </w:r>
+      <w:r>
+        <w:rPr/>
+        <w:t xml:space="preserve">.</w:t>
+      </w:r>
+    </w:p>
+    <w:p>
+      <w:pPr>
+        <w:pStyle w:val="SmallText"/>
+      </w:pPr>
+      <w:r>
+        <w:rPr>
+          <w:b/>
+        </w:rPr>
+        <w:t xml:space="preserve">Спільний резерв:</w:t>
+      </w:r>
+      <w:r>
+        <w:rPr/>
+        <w:t xml:space="preserve"> 4 год на перевірку всього ланцюжка + 2 на відновлення копії й інструкцію + 6 на непередбачене = 12; за 72 год ризиковий буфер 12, отже 4 + 2 + 12 = 18. Це 25% ресурсу 48/72; локальні перевірки фіч повторно не рахуємо.</w:t>
       </w:r>
     </w:p>
     <w:p>
@@ -792,7 +766,7 @@
       </w:pPr>
       <w:r>
         <w:rPr/>
-        <w:t xml:space="preserve">Could не витісняють Must і подушку. Won’t означає відмову в найближчі три місяці; повернення протягом року залежить від потреб, часу й бюджету.</w:t>
+        <w:t xml:space="preserve">Could не витісняють Must і подушку. Won’t — відмова на три місяці. Формули — для мінімуму поверх готових передумов. 7 і 18 — нижні межі: оболонка готового вебтрекера та лише доступний API двох банків; тарифи API оцінюємо окремо.</w:t>
       </w:r>
     </w:p>
     <w:tbl>
@@ -815,11 +789,10 @@
         </w:tblCellMar>
       </w:tblPr>
       <w:tblGrid>
-        <w:gridCol w:w="619"/>
-        <w:gridCol w:w="2167"/>
-        <w:gridCol w:w="1238"/>
-        <w:gridCol w:w="1238"/>
-        <w:gridCol w:w="5056"/>
+        <w:gridCol w:w="516"/>
+        <w:gridCol w:w="2373"/>
+        <w:gridCol w:w="4024"/>
+        <w:gridCol w:w="3405"/>
       </w:tblGrid>
       <w:tr>
         <w:trPr>
@@ -828,7 +801,7 @@
         </w:trPr>
         <w:tc>
           <w:tcPr>
-            <w:tcW w:w="619" w:type="dxa"/>
+            <w:tcW w:w="516" w:type="dxa"/>
             <w:vAlign w:val="center"/>
             <w:shd w:fill="EDF3EF" w:val="clear"/>
           </w:tcPr>
@@ -846,7 +819,7 @@
         </w:tc>
         <w:tc>
           <w:tcPr>
-            <w:tcW w:w="2167" w:type="dxa"/>
+            <w:tcW w:w="2373" w:type="dxa"/>
             <w:vAlign w:val="center"/>
             <w:shd w:fill="EDF3EF" w:val="clear"/>
           </w:tcPr>
@@ -858,13 +831,13 @@
               <w:rPr>
                 <w:b/>
               </w:rPr>
-              <w:t xml:space="preserve">Фіча</w:t>
-            </w:r>
-          </w:p>
-        </w:tc>
-        <w:tc>
-          <w:tcPr>
-            <w:tcW w:w="1238" w:type="dxa"/>
+              <w:t xml:space="preserve">Фіча і MSCW</w:t>
+            </w:r>
+          </w:p>
+        </w:tc>
+        <w:tc>
+          <w:tcPr>
+            <w:tcW w:w="4024" w:type="dxa"/>
             <w:vAlign w:val="center"/>
             <w:shd w:fill="EDF3EF" w:val="clear"/>
           </w:tcPr>
@@ -876,13 +849,13 @@
               <w:rPr>
                 <w:b/>
               </w:rPr>
-              <w:t xml:space="preserve">MSCW</w:t>
-            </w:r>
-          </w:p>
-        </w:tc>
-        <w:tc>
-          <w:tcPr>
-            <w:tcW w:w="1238" w:type="dxa"/>
+              <w:t xml:space="preserve">Склад оцінки, год</w:t>
+            </w:r>
+          </w:p>
+        </w:tc>
+        <w:tc>
+          <w:tcPr>
+            <w:tcW w:w="3405" w:type="dxa"/>
             <w:vAlign w:val="center"/>
             <w:shd w:fill="EDF3EF" w:val="clear"/>
           </w:tcPr>
@@ -894,25 +867,7 @@
               <w:rPr>
                 <w:b/>
               </w:rPr>
-              <w:t xml:space="preserve">Час</w:t>
-            </w:r>
-          </w:p>
-        </w:tc>
-        <w:tc>
-          <w:tcPr>
-            <w:tcW w:w="5056" w:type="dxa"/>
-            <w:vAlign w:val="center"/>
-            <w:shd w:fill="EDF3EF" w:val="clear"/>
-          </w:tcPr>
-          <w:p>
-            <w:pPr>
-              <w:pStyle w:val="TableHeader"/>
-            </w:pPr>
-            <w:r>
-              <w:rPr>
-                <w:b/>
-              </w:rPr>
-              <w:t xml:space="preserve">Кому потрібна і що буде без неї</w:t>
+              <w:t xml:space="preserve">Кому потрібна і що без неї</w:t>
             </w:r>
           </w:p>
         </w:tc>
@@ -923,7 +878,7 @@
         </w:trPr>
         <w:tc>
           <w:tcPr>
-            <w:tcW w:w="619" w:type="dxa"/>
+            <w:tcW w:w="516" w:type="dxa"/>
             <w:vAlign w:val="center"/>
           </w:tcPr>
           <w:p>
@@ -938,7 +893,7 @@
         </w:tc>
         <w:tc>
           <w:tcPr>
-            <w:tcW w:w="2167" w:type="dxa"/>
+            <w:tcW w:w="2373" w:type="dxa"/>
             <w:vAlign w:val="center"/>
           </w:tcPr>
           <w:p>
@@ -949,50 +904,44 @@
               <w:rPr/>
               <w:t xml:space="preserve">Темна тема</w:t>
             </w:r>
-          </w:p>
-        </w:tc>
-        <w:tc>
-          <w:tcPr>
-            <w:tcW w:w="1238" w:type="dxa"/>
-            <w:vAlign w:val="center"/>
-          </w:tcPr>
-          <w:p>
-            <w:pPr>
-              <w:pStyle w:val="TableText"/>
-            </w:pPr>
-            <w:r>
-              <w:rPr/>
+            <w:r>
+              <w:br/>
+            </w:r>
+            <w:r>
+              <w:rPr>
+                <w:b/>
+              </w:rPr>
               <w:t xml:space="preserve">Could</w:t>
             </w:r>
           </w:p>
         </w:tc>
         <w:tc>
           <w:tcPr>
-            <w:tcW w:w="1238" w:type="dxa"/>
-            <w:vAlign w:val="center"/>
-          </w:tcPr>
-          <w:p>
-            <w:pPr>
-              <w:pStyle w:val="TableText"/>
-            </w:pPr>
-            <w:r>
-              <w:rPr/>
-              <w:t xml:space="preserve">2 год</w:t>
-            </w:r>
-          </w:p>
-        </w:tc>
-        <w:tc>
-          <w:tcPr>
-            <w:tcW w:w="5056" w:type="dxa"/>
-            <w:vAlign w:val="center"/>
-          </w:tcPr>
-          <w:p>
-            <w:pPr>
-              <w:pStyle w:val="TableText"/>
-            </w:pPr>
-            <w:r>
-              <w:rPr/>
-              <w:t xml:space="preserve">Може бути зручною обом увечері, якщо лишиться час. Без неї світлий звіт дає ті самі відповіді.</w:t>
+            <w:tcW w:w="4024" w:type="dxa"/>
+            <w:vAlign w:val="center"/>
+          </w:tcPr>
+          <w:p>
+            <w:pPr>
+              <w:pStyle w:val="TableText"/>
+            </w:pPr>
+            <w:r>
+              <w:rPr/>
+              <w:t xml:space="preserve">Кольори 1 + Перемикач 0,5 + Перевірка 0,5 = 2</w:t>
+            </w:r>
+          </w:p>
+        </w:tc>
+        <w:tc>
+          <w:tcPr>
+            <w:tcW w:w="3405" w:type="dxa"/>
+            <w:vAlign w:val="center"/>
+          </w:tcPr>
+          <w:p>
+            <w:pPr>
+              <w:pStyle w:val="TableText"/>
+            </w:pPr>
+            <w:r>
+              <w:rPr/>
+              <w:t xml:space="preserve">Обом — зручність увечері. Без неї світлий звіт дає ті самі відповіді.</w:t>
             </w:r>
           </w:p>
         </w:tc>
@@ -1003,7 +952,7 @@
         </w:trPr>
         <w:tc>
           <w:tcPr>
-            <w:tcW w:w="619" w:type="dxa"/>
+            <w:tcW w:w="516" w:type="dxa"/>
             <w:vAlign w:val="center"/>
           </w:tcPr>
           <w:p>
@@ -1018,7 +967,7 @@
         </w:tc>
         <w:tc>
           <w:tcPr>
-            <w:tcW w:w="2167" w:type="dxa"/>
+            <w:tcW w:w="2373" w:type="dxa"/>
             <w:vAlign w:val="center"/>
           </w:tcPr>
           <w:p>
@@ -1029,57 +978,44 @@
               <w:rPr/>
               <w:t xml:space="preserve">AI-категоризація</w:t>
             </w:r>
-          </w:p>
-        </w:tc>
-        <w:tc>
-          <w:tcPr>
-            <w:tcW w:w="1238" w:type="dxa"/>
-            <w:vAlign w:val="center"/>
-          </w:tcPr>
-          <w:p>
-            <w:pPr>
-              <w:pStyle w:val="TableText"/>
-            </w:pPr>
-            <w:r>
-              <w:rPr/>
+            <w:r>
+              <w:br/>
+            </w:r>
+            <w:r>
+              <w:rPr>
+                <w:b/>
+              </w:rPr>
               <w:t xml:space="preserve">Could</w:t>
             </w:r>
           </w:p>
         </w:tc>
         <w:tc>
           <w:tcPr>
-            <w:tcW w:w="1238" w:type="dxa"/>
-            <w:vAlign w:val="center"/>
-          </w:tcPr>
-          <w:p>
-            <w:pPr>
-              <w:pStyle w:val="TableText"/>
-            </w:pPr>
-            <w:r>
-              <w:rPr/>
-              <w:t xml:space="preserve">8 год</w:t>
-            </w:r>
-            <w:r>
-              <w:br/>
-            </w:r>
-            <w:r>
-              <w:rPr/>
-              <w:t xml:space="preserve">+ API</w:t>
-            </w:r>
-          </w:p>
-        </w:tc>
-        <w:tc>
-          <w:tcPr>
-            <w:tcW w:w="5056" w:type="dxa"/>
-            <w:vAlign w:val="center"/>
-          </w:tcPr>
-          <w:p>
-            <w:pPr>
-              <w:pStyle w:val="TableText"/>
-            </w:pPr>
-            <w:r>
-              <w:rPr/>
-              <w:t xml:space="preserve">Може зменшити для обох розбір нових продавців, але користь ще не виміряна, а ціну API треба оцінити окремо. Без неї знайомі описи обробляють правила; платного API в обраному плані немає.</w:t>
+            <w:tcW w:w="4024" w:type="dxa"/>
+            <w:vAlign w:val="center"/>
+          </w:tcPr>
+          <w:p>
+            <w:pPr>
+              <w:pStyle w:val="TableText"/>
+            </w:pPr>
+            <w:r>
+              <w:rPr/>
+              <w:t xml:space="preserve">Відбір 1 + API 2 + Підтвердження 2 + Відмови 1 + Перевірка 2 = 8</w:t>
+            </w:r>
+          </w:p>
+        </w:tc>
+        <w:tc>
+          <w:tcPr>
+            <w:tcW w:w="3405" w:type="dxa"/>
+            <w:vAlign w:val="center"/>
+          </w:tcPr>
+          <w:p>
+            <w:pPr>
+              <w:pStyle w:val="TableText"/>
+            </w:pPr>
+            <w:r>
+              <w:rPr/>
+              <w:t xml:space="preserve">Обом — менше розбору нових продавців. Користь не виміряна; знайомі описи вже обробляють правила.</w:t>
             </w:r>
           </w:p>
         </w:tc>
@@ -1090,7 +1026,7 @@
         </w:trPr>
         <w:tc>
           <w:tcPr>
-            <w:tcW w:w="619" w:type="dxa"/>
+            <w:tcW w:w="516" w:type="dxa"/>
             <w:vAlign w:val="center"/>
           </w:tcPr>
           <w:p>
@@ -1105,7 +1041,7 @@
         </w:tc>
         <w:tc>
           <w:tcPr>
-            <w:tcW w:w="2167" w:type="dxa"/>
+            <w:tcW w:w="2373" w:type="dxa"/>
             <w:vAlign w:val="center"/>
           </w:tcPr>
           <w:p>
@@ -1116,50 +1052,44 @@
               <w:rPr/>
               <w:t xml:space="preserve">Звіт у Telegram</w:t>
             </w:r>
-          </w:p>
-        </w:tc>
-        <w:tc>
-          <w:tcPr>
-            <w:tcW w:w="1238" w:type="dxa"/>
-            <w:vAlign w:val="center"/>
-          </w:tcPr>
-          <w:p>
-            <w:pPr>
-              <w:pStyle w:val="TableText"/>
-            </w:pPr>
-            <w:r>
-              <w:rPr/>
+            <w:r>
+              <w:br/>
+            </w:r>
+            <w:r>
+              <w:rPr>
+                <w:b/>
+              </w:rPr>
               <w:t xml:space="preserve">Could</w:t>
             </w:r>
           </w:p>
         </w:tc>
         <w:tc>
           <w:tcPr>
-            <w:tcW w:w="1238" w:type="dxa"/>
-            <w:vAlign w:val="center"/>
-          </w:tcPr>
-          <w:p>
-            <w:pPr>
-              <w:pStyle w:val="TableText"/>
-            </w:pPr>
-            <w:r>
-              <w:rPr/>
-              <w:t xml:space="preserve">4 год</w:t>
-            </w:r>
-          </w:p>
-        </w:tc>
-        <w:tc>
-          <w:tcPr>
-            <w:tcW w:w="5056" w:type="dxa"/>
-            <w:vAlign w:val="center"/>
-          </w:tcPr>
-          <w:p>
-            <w:pPr>
-              <w:pStyle w:val="TableText"/>
-            </w:pPr>
-            <w:r>
-              <w:rPr/>
-              <w:t xml:space="preserve">Обом може нагадувати переглянути спільний підсумок; особисті дані іншого в повідомлення не потрапляють. Без фічі підсумок доступний у браузері.</w:t>
+            <w:tcW w:w="4024" w:type="dxa"/>
+            <w:vAlign w:val="center"/>
+          </w:tcPr>
+          <w:p>
+            <w:pPr>
+              <w:pStyle w:val="TableText"/>
+            </w:pPr>
+            <w:r>
+              <w:rPr/>
+              <w:t xml:space="preserve">Чат 1 + Підсумок 1 + Надсилання 1 + Перевірка 1 = 4</w:t>
+            </w:r>
+          </w:p>
+        </w:tc>
+        <w:tc>
+          <w:tcPr>
+            <w:tcW w:w="3405" w:type="dxa"/>
+            <w:vAlign w:val="center"/>
+          </w:tcPr>
+          <w:p>
+            <w:pPr>
+              <w:pStyle w:val="TableText"/>
+            </w:pPr>
+            <w:r>
+              <w:rPr/>
+              <w:t xml:space="preserve">Обом — нагадування про спільний підсумок. Без нього підсумок доступний у браузері.</w:t>
             </w:r>
           </w:p>
         </w:tc>
@@ -1170,7 +1100,7 @@
         </w:trPr>
         <w:tc>
           <w:tcPr>
-            <w:tcW w:w="619" w:type="dxa"/>
+            <w:tcW w:w="516" w:type="dxa"/>
             <w:vAlign w:val="center"/>
           </w:tcPr>
           <w:p>
@@ -1185,7 +1115,7 @@
         </w:tc>
         <w:tc>
           <w:tcPr>
-            <w:tcW w:w="2167" w:type="dxa"/>
+            <w:tcW w:w="2373" w:type="dxa"/>
             <w:vAlign w:val="center"/>
           </w:tcPr>
           <w:p>
@@ -1196,50 +1126,44 @@
               <w:rPr/>
               <w:t xml:space="preserve">Експорт у таблиці</w:t>
             </w:r>
-          </w:p>
-        </w:tc>
-        <w:tc>
-          <w:tcPr>
-            <w:tcW w:w="1238" w:type="dxa"/>
-            <w:vAlign w:val="center"/>
-          </w:tcPr>
-          <w:p>
-            <w:pPr>
-              <w:pStyle w:val="TableText"/>
-            </w:pPr>
-            <w:r>
-              <w:rPr/>
+            <w:r>
+              <w:br/>
+            </w:r>
+            <w:r>
+              <w:rPr>
+                <w:b/>
+              </w:rPr>
               <w:t xml:space="preserve">Could</w:t>
             </w:r>
           </w:p>
         </w:tc>
         <w:tc>
           <w:tcPr>
-            <w:tcW w:w="1238" w:type="dxa"/>
-            <w:vAlign w:val="center"/>
-          </w:tcPr>
-          <w:p>
-            <w:pPr>
-              <w:pStyle w:val="TableText"/>
-            </w:pPr>
-            <w:r>
-              <w:rPr/>
-              <w:t xml:space="preserve">4 год</w:t>
-            </w:r>
-          </w:p>
-        </w:tc>
-        <w:tc>
-          <w:tcPr>
-            <w:tcW w:w="5056" w:type="dxa"/>
-            <w:vAlign w:val="center"/>
-          </w:tcPr>
-          <w:p>
-            <w:pPr>
-              <w:pStyle w:val="TableText"/>
-            </w:pPr>
-            <w:r>
-              <w:rPr/>
-              <w:t xml:space="preserve">Олі може бути потрібен аналіз, обом - перенесення даних; мінімум - дозволена вибірка CSV для Excel чи Google Sheets. Без експорту аналіз лишається у звіті й Fava; прямої синхронізації не робимо.</w:t>
+            <w:tcW w:w="4024" w:type="dxa"/>
+            <w:vAlign w:val="center"/>
+          </w:tcPr>
+          <w:p>
+            <w:pPr>
+              <w:pStyle w:val="TableText"/>
+            </w:pPr>
+            <w:r>
+              <w:rPr/>
+              <w:t xml:space="preserve">Вибірка 1 + CSV 1 + Завантаження 1 + Перевірка 1 = 4</w:t>
+            </w:r>
+          </w:p>
+        </w:tc>
+        <w:tc>
+          <w:tcPr>
+            <w:tcW w:w="3405" w:type="dxa"/>
+            <w:vAlign w:val="center"/>
+          </w:tcPr>
+          <w:p>
+            <w:pPr>
+              <w:pStyle w:val="TableText"/>
+            </w:pPr>
+            <w:r>
+              <w:rPr/>
+              <w:t xml:space="preserve">Олі — аналіз, обом — перенесення. Без CSV працює звіт і Fava; прямої синхронізації не робимо.</w:t>
             </w:r>
           </w:p>
         </w:tc>
@@ -1250,7 +1174,7 @@
         </w:trPr>
         <w:tc>
           <w:tcPr>
-            <w:tcW w:w="619" w:type="dxa"/>
+            <w:tcW w:w="516" w:type="dxa"/>
             <w:vAlign w:val="center"/>
           </w:tcPr>
           <w:p>
@@ -1265,7 +1189,7 @@
         </w:tc>
         <w:tc>
           <w:tcPr>
-            <w:tcW w:w="2167" w:type="dxa"/>
+            <w:tcW w:w="2373" w:type="dxa"/>
             <w:vAlign w:val="center"/>
           </w:tcPr>
           <w:p>
@@ -1276,50 +1200,44 @@
               <w:rPr/>
               <w:t xml:space="preserve">Тренди за рік</w:t>
             </w:r>
-          </w:p>
-        </w:tc>
-        <w:tc>
-          <w:tcPr>
-            <w:tcW w:w="1238" w:type="dxa"/>
-            <w:vAlign w:val="center"/>
-          </w:tcPr>
-          <w:p>
-            <w:pPr>
-              <w:pStyle w:val="TableText"/>
-            </w:pPr>
-            <w:r>
-              <w:rPr/>
+            <w:r>
+              <w:br/>
+            </w:r>
+            <w:r>
+              <w:rPr>
+                <w:b/>
+              </w:rPr>
               <w:t xml:space="preserve">Won’t</w:t>
             </w:r>
           </w:p>
         </w:tc>
         <w:tc>
           <w:tcPr>
-            <w:tcW w:w="1238" w:type="dxa"/>
-            <w:vAlign w:val="center"/>
-          </w:tcPr>
-          <w:p>
-            <w:pPr>
-              <w:pStyle w:val="TableText"/>
-            </w:pPr>
-            <w:r>
-              <w:rPr/>
-              <w:t xml:space="preserve">6 год</w:t>
-            </w:r>
-          </w:p>
-        </w:tc>
-        <w:tc>
-          <w:tcPr>
-            <w:tcW w:w="5056" w:type="dxa"/>
-            <w:vAlign w:val="center"/>
-          </w:tcPr>
-          <w:p>
-            <w:pPr>
-              <w:pStyle w:val="TableText"/>
-            </w:pPr>
-            <w:r>
-              <w:rPr/>
-              <w:t xml:space="preserve">Обом корисні зміни витрат, але зараз є лише два повні місяці даних. Без річного аналізу лишається місячний звіт; повертаємося після накопичення історії.</w:t>
+            <w:tcW w:w="4024" w:type="dxa"/>
+            <w:vAlign w:val="center"/>
+          </w:tcPr>
+          <w:p>
+            <w:pPr>
+              <w:pStyle w:val="TableText"/>
+            </w:pPr>
+            <w:r>
+              <w:rPr/>
+              <w:t xml:space="preserve">Історія 2 + Порівняння 1 + Графік 2 + Звірка 1 = 6</w:t>
+            </w:r>
+          </w:p>
+        </w:tc>
+        <w:tc>
+          <w:tcPr>
+            <w:tcW w:w="3405" w:type="dxa"/>
+            <w:vAlign w:val="center"/>
+          </w:tcPr>
+          <w:p>
+            <w:pPr>
+              <w:pStyle w:val="TableText"/>
+            </w:pPr>
+            <w:r>
+              <w:rPr/>
+              <w:t xml:space="preserve">Обом — зміни витрат. Поки є два повні місяці; без фічі працює місячний звіт.</w:t>
             </w:r>
           </w:p>
         </w:tc>
@@ -1330,7 +1248,7 @@
         </w:trPr>
         <w:tc>
           <w:tcPr>
-            <w:tcW w:w="619" w:type="dxa"/>
+            <w:tcW w:w="516" w:type="dxa"/>
             <w:vAlign w:val="center"/>
           </w:tcPr>
           <w:p>
@@ -1345,7 +1263,7 @@
         </w:tc>
         <w:tc>
           <w:tcPr>
-            <w:tcW w:w="2167" w:type="dxa"/>
+            <w:tcW w:w="2373" w:type="dxa"/>
             <w:vAlign w:val="center"/>
           </w:tcPr>
           <w:p>
@@ -1356,57 +1274,44 @@
               <w:rPr/>
               <w:t xml:space="preserve">Застосунок у сторах</w:t>
             </w:r>
-          </w:p>
-        </w:tc>
-        <w:tc>
-          <w:tcPr>
-            <w:tcW w:w="1238" w:type="dxa"/>
-            <w:vAlign w:val="center"/>
-          </w:tcPr>
-          <w:p>
-            <w:pPr>
-              <w:pStyle w:val="TableText"/>
-            </w:pPr>
-            <w:r>
-              <w:rPr/>
+            <w:r>
+              <w:br/>
+            </w:r>
+            <w:r>
+              <w:rPr>
+                <w:b/>
+              </w:rPr>
               <w:t xml:space="preserve">Won’t</w:t>
             </w:r>
           </w:p>
         </w:tc>
         <w:tc>
           <w:tcPr>
-            <w:tcW w:w="1238" w:type="dxa"/>
-            <w:vAlign w:val="center"/>
-          </w:tcPr>
-          <w:p>
-            <w:pPr>
-              <w:pStyle w:val="TableText"/>
-            </w:pPr>
-            <w:r>
-              <w:rPr/>
-              <w:t xml:space="preserve">від 40 год</w:t>
-            </w:r>
-            <w:r>
-              <w:br/>
-            </w:r>
-            <w:r>
-              <w:rPr/>
-              <w:t xml:space="preserve">+ $124</w:t>
-            </w:r>
-          </w:p>
-        </w:tc>
-        <w:tc>
-          <w:tcPr>
-            <w:tcW w:w="5056" w:type="dxa"/>
-            <w:vAlign w:val="center"/>
-          </w:tcPr>
-          <w:p>
-            <w:pPr>
-              <w:pStyle w:val="TableText"/>
-            </w:pPr>
-            <w:r>
-              <w:rPr/>
-              <w:t xml:space="preserve">Обом достатньо вебверсії; Apple і Google додають $124 у перший рік понад розробку. Без сторів трекер доступний за посиланням, а гроші й час зберігаються.</w:t>
+            <w:tcW w:w="4024" w:type="dxa"/>
+            <w:vAlign w:val="center"/>
+          </w:tcPr>
+          <w:p>
+            <w:pPr>
+              <w:pStyle w:val="TableText"/>
+            </w:pPr>
+            <w:r>
+              <w:rPr/>
+              <w:t xml:space="preserve">Оболонка 12 + Доступ 8 + Збірки 8 + Подання 8 + Виправлення 4 = 40 (мін.)</w:t>
+            </w:r>
+          </w:p>
+        </w:tc>
+        <w:tc>
+          <w:tcPr>
+            <w:tcW w:w="3405" w:type="dxa"/>
+            <w:vAlign w:val="center"/>
+          </w:tcPr>
+          <w:p>
+            <w:pPr>
+              <w:pStyle w:val="TableText"/>
+            </w:pPr>
+            <w:r>
+              <w:rPr/>
+              <w:t xml:space="preserve">Обом достатньо вебверсії. Стори додають від 40 год і $124 у перший рік; відкладаємо.</w:t>
             </w:r>
           </w:p>
         </w:tc>
@@ -1417,7 +1322,7 @@
         </w:trPr>
         <w:tc>
           <w:tcPr>
-            <w:tcW w:w="619" w:type="dxa"/>
+            <w:tcW w:w="516" w:type="dxa"/>
             <w:vAlign w:val="center"/>
           </w:tcPr>
           <w:p>
@@ -1432,7 +1337,7 @@
         </w:tc>
         <w:tc>
           <w:tcPr>
-            <w:tcW w:w="2167" w:type="dxa"/>
+            <w:tcW w:w="2373" w:type="dxa"/>
             <w:vAlign w:val="center"/>
           </w:tcPr>
           <w:p>
@@ -1443,57 +1348,44 @@
               <w:rPr/>
               <w:t xml:space="preserve">Фото чека</w:t>
             </w:r>
-          </w:p>
-        </w:tc>
-        <w:tc>
-          <w:tcPr>
-            <w:tcW w:w="1238" w:type="dxa"/>
-            <w:vAlign w:val="center"/>
-          </w:tcPr>
-          <w:p>
-            <w:pPr>
-              <w:pStyle w:val="TableText"/>
-            </w:pPr>
-            <w:r>
-              <w:rPr/>
+            <w:r>
+              <w:br/>
+            </w:r>
+            <w:r>
+              <w:rPr>
+                <w:b/>
+              </w:rPr>
               <w:t xml:space="preserve">Won’t</w:t>
             </w:r>
           </w:p>
         </w:tc>
         <w:tc>
           <w:tcPr>
-            <w:tcW w:w="1238" w:type="dxa"/>
-            <w:vAlign w:val="center"/>
-          </w:tcPr>
-          <w:p>
-            <w:pPr>
-              <w:pStyle w:val="TableText"/>
-            </w:pPr>
-            <w:r>
-              <w:rPr/>
-              <w:t xml:space="preserve">16 год</w:t>
-            </w:r>
-            <w:r>
-              <w:br/>
-            </w:r>
-            <w:r>
-              <w:rPr/>
-              <w:t xml:space="preserve">+ можливий API</w:t>
-            </w:r>
-          </w:p>
-        </w:tc>
-        <w:tc>
-          <w:tcPr>
-            <w:tcW w:w="5056" w:type="dxa"/>
-            <w:vAlign w:val="center"/>
-          </w:tcPr>
-          <w:p>
-            <w:pPr>
-              <w:pStyle w:val="TableText"/>
-            </w:pPr>
-            <w:r>
-              <w:rPr/>
-              <w:t xml:space="preserve">Може полегшити Маркові введення готівки, але треба перевіряти розпізнавання, повтори й особисті частини чека. Без фічі працює коротка ручна форма; її незручності спочатку вимірюємо.</w:t>
+            <w:tcW w:w="4024" w:type="dxa"/>
+            <w:vAlign w:val="center"/>
+          </w:tcPr>
+          <w:p>
+            <w:pPr>
+              <w:pStyle w:val="TableText"/>
+            </w:pPr>
+            <w:r>
+              <w:rPr/>
+              <w:t xml:space="preserve">Фото 2 + OCR 4 + Підтвердження 4 + Збереження 2 + Перевірка 4 = 16</w:t>
+            </w:r>
+          </w:p>
+        </w:tc>
+        <w:tc>
+          <w:tcPr>
+            <w:tcW w:w="3405" w:type="dxa"/>
+            <w:vAlign w:val="center"/>
+          </w:tcPr>
+          <w:p>
+            <w:pPr>
+              <w:pStyle w:val="TableText"/>
+            </w:pPr>
+            <w:r>
+              <w:rPr/>
+              <w:t xml:space="preserve">Маркові — коротше введення готівки. Поки достатньо форми; розпізнавання потребує перевірки та, можливо, API.</w:t>
             </w:r>
           </w:p>
         </w:tc>
@@ -1504,7 +1396,7 @@
         </w:trPr>
         <w:tc>
           <w:tcPr>
-            <w:tcW w:w="619" w:type="dxa"/>
+            <w:tcW w:w="516" w:type="dxa"/>
             <w:vAlign w:val="center"/>
           </w:tcPr>
           <w:p>
@@ -1519,7 +1411,7 @@
         </w:tc>
         <w:tc>
           <w:tcPr>
-            <w:tcW w:w="2167" w:type="dxa"/>
+            <w:tcW w:w="2373" w:type="dxa"/>
             <w:vAlign w:val="center"/>
           </w:tcPr>
           <w:p>
@@ -1530,57 +1422,44 @@
               <w:rPr/>
               <w:t xml:space="preserve">AI-асистент</w:t>
             </w:r>
-          </w:p>
-        </w:tc>
-        <w:tc>
-          <w:tcPr>
-            <w:tcW w:w="1238" w:type="dxa"/>
-            <w:vAlign w:val="center"/>
-          </w:tcPr>
-          <w:p>
-            <w:pPr>
-              <w:pStyle w:val="TableText"/>
-            </w:pPr>
-            <w:r>
-              <w:rPr/>
+            <w:r>
+              <w:br/>
+            </w:r>
+            <w:r>
+              <w:rPr>
+                <w:b/>
+              </w:rPr>
               <w:t xml:space="preserve">Won’t</w:t>
             </w:r>
           </w:p>
         </w:tc>
         <w:tc>
           <w:tcPr>
-            <w:tcW w:w="1238" w:type="dxa"/>
-            <w:vAlign w:val="center"/>
-          </w:tcPr>
-          <w:p>
-            <w:pPr>
-              <w:pStyle w:val="TableText"/>
-            </w:pPr>
-            <w:r>
-              <w:rPr/>
-              <w:t xml:space="preserve">16 год</w:t>
-            </w:r>
-            <w:r>
-              <w:br/>
-            </w:r>
-            <w:r>
-              <w:rPr/>
-              <w:t xml:space="preserve">+ API</w:t>
-            </w:r>
-          </w:p>
-        </w:tc>
-        <w:tc>
-          <w:tcPr>
-            <w:tcW w:w="5056" w:type="dxa"/>
-            <w:vAlign w:val="center"/>
-          </w:tcPr>
-          <w:p>
-            <w:pPr>
-              <w:pStyle w:val="TableText"/>
-            </w:pPr>
-            <w:r>
-              <w:rPr/>
-              <w:t xml:space="preserve">Може спростити обом нові питання, але додаткова користь понад звіт і Fava не доведена. Без нього базові відповіді лишаються; ціну й приватність оцінено на сторінці 4.</w:t>
+            <w:tcW w:w="4024" w:type="dxa"/>
+            <w:vAlign w:val="center"/>
+          </w:tcPr>
+          <w:p>
+            <w:pPr>
+              <w:pStyle w:val="TableText"/>
+            </w:pPr>
+            <w:r>
+              <w:rPr/>
+              <w:t xml:space="preserve">Права/дані 3 + API 3 + Розрахунки 4 + Інтерфейс 2 + Перевірка 4 = 16</w:t>
+            </w:r>
+          </w:p>
+        </w:tc>
+        <w:tc>
+          <w:tcPr>
+            <w:tcW w:w="3405" w:type="dxa"/>
+            <w:vAlign w:val="center"/>
+          </w:tcPr>
+          <w:p>
+            <w:pPr>
+              <w:pStyle w:val="TableText"/>
+            </w:pPr>
+            <w:r>
+              <w:rPr/>
+              <w:t xml:space="preserve">Обом — нові питання звичайною мовою. Перевага понад Fava не доведена; приватність і 16 год важливіші за дешевий API.</w:t>
             </w:r>
           </w:p>
         </w:tc>
@@ -1591,7 +1470,7 @@
         </w:trPr>
         <w:tc>
           <w:tcPr>
-            <w:tcW w:w="619" w:type="dxa"/>
+            <w:tcW w:w="516" w:type="dxa"/>
             <w:vAlign w:val="center"/>
           </w:tcPr>
           <w:p>
@@ -1606,7 +1485,7 @@
         </w:tc>
         <w:tc>
           <w:tcPr>
-            <w:tcW w:w="2167" w:type="dxa"/>
+            <w:tcW w:w="2373" w:type="dxa"/>
             <w:vAlign w:val="center"/>
           </w:tcPr>
           <w:p>
@@ -1617,50 +1496,44 @@
               <w:rPr/>
               <w:t xml:space="preserve">Кілька валют</w:t>
             </w:r>
-          </w:p>
-        </w:tc>
-        <w:tc>
-          <w:tcPr>
-            <w:tcW w:w="1238" w:type="dxa"/>
-            <w:vAlign w:val="center"/>
-          </w:tcPr>
-          <w:p>
-            <w:pPr>
-              <w:pStyle w:val="TableText"/>
-            </w:pPr>
-            <w:r>
-              <w:rPr/>
+            <w:r>
+              <w:br/>
+            </w:r>
+            <w:r>
+              <w:rPr>
+                <w:b/>
+              </w:rPr>
               <w:t xml:space="preserve">Won’t</w:t>
             </w:r>
           </w:p>
         </w:tc>
         <w:tc>
           <w:tcPr>
-            <w:tcW w:w="1238" w:type="dxa"/>
-            <w:vAlign w:val="center"/>
-          </w:tcPr>
-          <w:p>
-            <w:pPr>
-              <w:pStyle w:val="TableText"/>
-            </w:pPr>
-            <w:r>
-              <w:rPr/>
-              <w:t xml:space="preserve">12 год</w:t>
-            </w:r>
-          </w:p>
-        </w:tc>
-        <w:tc>
-          <w:tcPr>
-            <w:tcW w:w="5056" w:type="dxa"/>
-            <w:vAlign w:val="center"/>
-          </w:tcPr>
-          <w:p>
-            <w:pPr>
-              <w:pStyle w:val="TableText"/>
-            </w:pPr>
-            <w:r>
-              <w:rPr/>
-              <w:t xml:space="preserve">У заданому бюджеті обох людей є лише PLN, тому конвертація поки не потрібна. Без неї наявні виписки обліковуються повністю.</w:t>
+            <w:tcW w:w="4024" w:type="dxa"/>
+            <w:vAlign w:val="center"/>
+          </w:tcPr>
+          <w:p>
+            <w:pPr>
+              <w:pStyle w:val="TableText"/>
+            </w:pPr>
+            <w:r>
+              <w:rPr/>
+              <w:t xml:space="preserve">Рахунки 3 + Курси 3 + Звіт 3 + Перевірка 3 = 12</w:t>
+            </w:r>
+          </w:p>
+        </w:tc>
+        <w:tc>
+          <w:tcPr>
+            <w:tcW w:w="3405" w:type="dxa"/>
+            <w:vAlign w:val="center"/>
+          </w:tcPr>
+          <w:p>
+            <w:pPr>
+              <w:pStyle w:val="TableText"/>
+            </w:pPr>
+            <w:r>
+              <w:rPr/>
+              <w:t xml:space="preserve">Обом поки не потрібна: усі задані операції в PLN. Без конвертації поточні виписки обліковуються повністю.</w:t>
             </w:r>
           </w:p>
         </w:tc>
@@ -1671,7 +1544,7 @@
         </w:trPr>
         <w:tc>
           <w:tcPr>
-            <w:tcW w:w="619" w:type="dxa"/>
+            <w:tcW w:w="516" w:type="dxa"/>
             <w:vAlign w:val="center"/>
           </w:tcPr>
           <w:p>
@@ -1686,7 +1559,7 @@
         </w:tc>
         <w:tc>
           <w:tcPr>
-            <w:tcW w:w="2167" w:type="dxa"/>
+            <w:tcW w:w="2373" w:type="dxa"/>
             <w:vAlign w:val="center"/>
           </w:tcPr>
           <w:p>
@@ -1697,50 +1570,44 @@
               <w:rPr/>
               <w:t xml:space="preserve">Облік інвестицій</w:t>
             </w:r>
-          </w:p>
-        </w:tc>
-        <w:tc>
-          <w:tcPr>
-            <w:tcW w:w="1238" w:type="dxa"/>
-            <w:vAlign w:val="center"/>
-          </w:tcPr>
-          <w:p>
-            <w:pPr>
-              <w:pStyle w:val="TableText"/>
-            </w:pPr>
-            <w:r>
-              <w:rPr/>
+            <w:r>
+              <w:br/>
+            </w:r>
+            <w:r>
+              <w:rPr>
+                <w:b/>
+              </w:rPr>
               <w:t xml:space="preserve">Won’t</w:t>
             </w:r>
           </w:p>
         </w:tc>
         <w:tc>
           <w:tcPr>
-            <w:tcW w:w="1238" w:type="dxa"/>
-            <w:vAlign w:val="center"/>
-          </w:tcPr>
-          <w:p>
-            <w:pPr>
-              <w:pStyle w:val="TableText"/>
-            </w:pPr>
-            <w:r>
-              <w:rPr/>
-              <w:t xml:space="preserve">16 год</w:t>
-            </w:r>
-          </w:p>
-        </w:tc>
-        <w:tc>
-          <w:tcPr>
-            <w:tcW w:w="5056" w:type="dxa"/>
-            <w:vAlign w:val="center"/>
-          </w:tcPr>
-          <w:p>
-            <w:pPr>
-              <w:pStyle w:val="TableText"/>
-            </w:pPr>
-            <w:r>
-              <w:rPr/>
-              <w:t xml:space="preserve">Для обох описано побутовий бюджет, без інвестиційного портфеля. Без цієї фічі можна контролювати витрати й накопичувати подушку на банківському рахунку.</w:t>
+            <w:tcW w:w="4024" w:type="dxa"/>
+            <w:vAlign w:val="center"/>
+          </w:tcPr>
+          <w:p>
+            <w:pPr>
+              <w:pStyle w:val="TableText"/>
+            </w:pPr>
+            <w:r>
+              <w:rPr/>
+              <w:t xml:space="preserve">Модель 4 + Операції 4 + Звіт 4 + Перевірка 4 = 16</w:t>
+            </w:r>
+          </w:p>
+        </w:tc>
+        <w:tc>
+          <w:tcPr>
+            <w:tcW w:w="3405" w:type="dxa"/>
+            <w:vAlign w:val="center"/>
+          </w:tcPr>
+          <w:p>
+            <w:pPr>
+              <w:pStyle w:val="TableText"/>
+            </w:pPr>
+            <w:r>
+              <w:rPr/>
+              <w:t xml:space="preserve">Портфеля в умовах немає. Без фічі побутовий бюджет і прогрес подушки працюють.</w:t>
             </w:r>
           </w:p>
         </w:tc>
@@ -1751,7 +1618,7 @@
         </w:trPr>
         <w:tc>
           <w:tcPr>
-            <w:tcW w:w="619" w:type="dxa"/>
+            <w:tcW w:w="516" w:type="dxa"/>
             <w:vAlign w:val="center"/>
           </w:tcPr>
           <w:p>
@@ -1766,7 +1633,7 @@
         </w:tc>
         <w:tc>
           <w:tcPr>
-            <w:tcW w:w="2167" w:type="dxa"/>
+            <w:tcW w:w="2373" w:type="dxa"/>
             <w:vAlign w:val="center"/>
           </w:tcPr>
           <w:p>
@@ -1777,57 +1644,44 @@
               <w:rPr/>
               <w:t xml:space="preserve">Автозавантаження з банку</w:t>
             </w:r>
-          </w:p>
-        </w:tc>
-        <w:tc>
-          <w:tcPr>
-            <w:tcW w:w="1238" w:type="dxa"/>
-            <w:vAlign w:val="center"/>
-          </w:tcPr>
-          <w:p>
-            <w:pPr>
-              <w:pStyle w:val="TableText"/>
-            </w:pPr>
-            <w:r>
-              <w:rPr/>
+            <w:r>
+              <w:br/>
+            </w:r>
+            <w:r>
+              <w:rPr>
+                <w:b/>
+              </w:rPr>
               <w:t xml:space="preserve">Won’t</w:t>
             </w:r>
           </w:p>
         </w:tc>
         <w:tc>
           <w:tcPr>
-            <w:tcW w:w="1238" w:type="dxa"/>
-            <w:vAlign w:val="center"/>
-          </w:tcPr>
-          <w:p>
-            <w:pPr>
-              <w:pStyle w:val="TableText"/>
-            </w:pPr>
-            <w:r>
-              <w:rPr/>
-              <w:t xml:space="preserve">від 24 год</w:t>
-            </w:r>
-            <w:r>
-              <w:br/>
-            </w:r>
-            <w:r>
-              <w:rPr/>
-              <w:t xml:space="preserve">+ невідома ціна API</w:t>
-            </w:r>
-          </w:p>
-        </w:tc>
-        <w:tc>
-          <w:tcPr>
-            <w:tcW w:w="5056" w:type="dxa"/>
-            <w:vAlign w:val="center"/>
-          </w:tcPr>
-          <w:p>
-            <w:pPr>
-              <w:pStyle w:val="TableText"/>
-            </w:pPr>
-            <w:r>
-              <w:rPr/>
-              <w:t xml:space="preserve">Могло б зекономити обом час імпорту, але доступність API саме цих банків і ціна підтримки невідомі. Без нього працює пакетний CSV-імпорт; спочатку перевіряємо, скільки часу він займає.</w:t>
+            <w:tcW w:w="4024" w:type="dxa"/>
+            <w:vAlign w:val="center"/>
+          </w:tcPr>
+          <w:p>
+            <w:pPr>
+              <w:pStyle w:val="TableText"/>
+            </w:pPr>
+            <w:r>
+              <w:rPr/>
+              <w:t xml:space="preserve">Доступність 4 + Підключення 6 + Маппінг 4 + Синхронізація 4 + Перевірка 6 = 24 (мін.)</w:t>
+            </w:r>
+          </w:p>
+        </w:tc>
+        <w:tc>
+          <w:tcPr>
+            <w:tcW w:w="3405" w:type="dxa"/>
+            <w:vAlign w:val="center"/>
+          </w:tcPr>
+          <w:p>
+            <w:pPr>
+              <w:pStyle w:val="TableText"/>
+            </w:pPr>
+            <w:r>
+              <w:rPr/>
+              <w:t xml:space="preserve">Обом — автоматичний імпорт. Доступність API й ціна невідомі; поки вистачає пакетного CSV.</w:t>
             </w:r>
           </w:p>
         </w:tc>
@@ -1854,7 +1708,7 @@
       </w:pPr>
       <w:r>
         <w:rPr/>
-        <w:t xml:space="preserve">Послідовність: власник операції та імпорт → права доступу → персональний звіт і форма. Ручні витрати зберігаються окремо, щоб імпорт їх не стирав. Правила 50/50 допускають особисті винятки, а відшкодування між партнерами не створює повторного доходу чи витрат.</w:t>
+        <w:t xml:space="preserve">Черга: 2 → 12 → 17 → 6 → 9 → 5 → 10. Вхід/HTTPS враховані лише в 12; ручне SQLite-сховище — у 6, банк його не стирає. 5/10 додають свої поля до готового сховища. 9 рахує 50/50 і відшкодування без подвійних витрат; змішаний чек у мінімумі позначаємо цілком особистим або спільним. Звіт між зарплатами, вебзавантаження CSV та самореєстрація потребують нової оцінки.</w:t>
       </w:r>
     </w:p>
     <w:p>
@@ -3015,7 +2869,7 @@
       </w:pPr>
       <w:r>
         <w:rPr/>
-        <w:t xml:space="preserve">Для теми й трендів перевіряємо корисність під час двох місячних переглядів, а не економію часу. Робоча ціль внесення даних для двох: до 10 хв/тиждень плюс до 15 хв на місячний імпорт; її ще треба виміряти. Перший етап оцінено у 18 годин, тому з резервом потрібні ближче до 5-6 год/тиждень; за суворих 4 год переносимо завершення етапу. Якщо сигнал не досягнуто, спочатку виправляємо проблему й відкладаємо додаткові фічі.</w:t>
+        <w:t xml:space="preserve">Для теми й трендів сигнал — користь на двох місячних переглядах. Ціль внесення даних: до 10 хв/тиждень на двох + 15 хв на місячний імпорт; ще не виміряна. Перший етап: 6 + 8 + 4 = 18 год; + 4 зі спільного резерву = 22, тобто 22 / 4 тижні = 5,5 год/тиждень. За 4 год/тиждень маємо 16 год, дефіцит 6; етап займає 5,5 тижня. Якщо сигнал не досягнуто, спочатку виправляємо проблему, а додаткові фічі відкладаємо.</w:t>
       </w:r>
     </w:p>
     <w:p>

--- a/homework/product-decision.docx
+++ b/homework/product-decision.docx
@@ -8,7 +8,7 @@
       </w:pPr>
       <w:r>
         <w:rPr/>
-        <w:t xml:space="preserve">Домашня робота до заняття 7 · Оновлено 22 жовтня 2026</w:t>
+        <w:t xml:space="preserve">Домашня робота до заняття 7 · План оновлено 25 жовтня 2026</w:t>
       </w:r>
     </w:p>
     <w:p>
@@ -51,7 +51,17 @@
       </w:pPr>
       <w:r>
         <w:rPr/>
-        <w:t xml:space="preserve">Лише PLN і штучні дані. Ресурс — 4–6 год/тиждень; бюджет першого року — до $200. №7 відкладаємо: робимо мобільний вебзастосунок із PWA-ярликом на екран. Відмова від App Store / Google Play заощаджує </w:t>
+        <w:t xml:space="preserve">Лише PLN і штучні дані. Погоджено </w:t>
+      </w:r>
+      <w:r>
+        <w:rPr>
+          <w:b/>
+        </w:rPr>
+        <w:t xml:space="preserve">18 год/тиждень × 12 тижнів = 216 год</w:t>
+      </w:r>
+      <w:r>
+        <w:rPr/>
+        <w:t xml:space="preserve">; бюджет першого року — до $200. №7 відкладаємо: робимо мобільний вебзастосунок із PWA-ярликом на екран. Відмова від App Store / Google Play заощаджує </w:t>
       </w:r>
       <w:r>
         <w:rPr>
@@ -858,7 +868,7 @@
       </w:pPr>
       <w:r>
         <w:rPr/>
-        <w:t xml:space="preserve">№21 не замінює №6: редактор не додає відсутню покупку. П’ять Must визначають цільове ядро; їх реалізація в межах трьох місяців потребує більшого ресурсу, ніж погоджені 4–6 год/тиждень.</w:t>
+        <w:t xml:space="preserve">№21 не замінює №6: редактор не додає відсутню покупку. За нового ресурсу плануємо всі активні фічі та зарплатні періоди Олі за 12 тижнів. Must виконуємо першими; групи пріоритетів зберігаємо.</w:t>
       </w:r>
     </w:p>
     <w:p>
@@ -2026,6 +2036,68 @@
           </w:p>
         </w:tc>
       </w:tr>
+      <w:tr>
+        <w:trPr>
+          <w:cantSplit/>
+        </w:trPr>
+        <w:tc>
+          <w:tcPr>
+            <w:tcW w:w="2476" w:type="dxa"/>
+            <w:vAlign w:val="center"/>
+          </w:tcPr>
+          <w:p>
+            <w:pPr>
+              <w:pStyle w:val="TableText"/>
+            </w:pPr>
+            <w:r>
+              <w:rPr/>
+              <w:t xml:space="preserve">Усі активні + P1</w:t>
+            </w:r>
+          </w:p>
+        </w:tc>
+        <w:tc>
+          <w:tcPr>
+            <w:tcW w:w="5056" w:type="dxa"/>
+            <w:vAlign w:val="center"/>
+          </w:tcPr>
+          <w:p>
+            <w:pPr>
+              <w:pStyle w:val="TableText"/>
+            </w:pPr>
+            <w:r>
+              <w:rPr/>
+              <w:t xml:space="preserve">151 + 6 на зарплатні періоди Олі = </w:t>
+            </w:r>
+            <w:r>
+              <w:rPr>
+                <w:b/>
+              </w:rPr>
+              <w:t xml:space="preserve">157</w:t>
+            </w:r>
+          </w:p>
+        </w:tc>
+        <w:tc>
+          <w:tcPr>
+            <w:tcW w:w="2786" w:type="dxa"/>
+            <w:vAlign w:val="center"/>
+          </w:tcPr>
+          <w:p>
+            <w:pPr>
+              <w:pStyle w:val="TableText"/>
+            </w:pPr>
+            <w:r>
+              <w:rPr/>
+              <w:t xml:space="preserve">157 / 0,75 = </w:t>
+            </w:r>
+            <w:r>
+              <w:rPr>
+                <w:b/>
+              </w:rPr>
+              <w:t xml:space="preserve">209,33</w:t>
+            </w:r>
+          </w:p>
+        </w:tc>
+      </w:tr>
     </w:tbl>
     <w:p>
       <w:pPr>
@@ -2033,27 +2105,17 @@
       </w:pPr>
       <w:r>
         <w:rPr/>
-        <w:t xml:space="preserve">Нова оцінка: 93 + 4 інтеграція Supabase/деплой + 1,5 ярлик = 98,5 год. Попередні 34 год не враховували весь обсяг; 48/72 — ресурс 12 тижнів, а не оцінка роботи. Для Must із резервом потрібно </w:t>
+        <w:t xml:space="preserve">Оцінки фіч збережено; попередні 34 год не покривали весь обсяг, 48/72 були старою місткістю. Погоджений план: </w:t>
       </w:r>
       <w:r>
         <w:rPr>
           <w:b/>
         </w:rPr>
-        <w:t xml:space="preserve">≈22 тижні за 6 год/тиждень</w:t>
-      </w:r>
-      <w:r>
-        <w:rPr/>
-        <w:t xml:space="preserve"> або </w:t>
-      </w:r>
-      <w:r>
-        <w:rPr>
-          <w:b/>
-        </w:rPr>
-        <w:t xml:space="preserve">≈11 год/тиждень за 12 тижнів</w:t>
-      </w:r>
-      <w:r>
-        <w:rPr/>
-        <w:t xml:space="preserve">. Зарплатні періоди Олі — окрема незавершена вимога PRD, ще 6 год без резерву.</w:t>
+        <w:t xml:space="preserve">157 год робіт + 54 резерв + 5 вільного часу = 216 год</w:t>
+      </w:r>
+      <w:r>
+        <w:rPr/>
+        <w:t xml:space="preserve">. Резерв — 25% місткості, тести вже в роботах; запас не додаємо двічі. P1 лишається окремим блоком. Фактичний темп звіряємо щотижня.</w:t>
       </w:r>
     </w:p>
     <w:p>
@@ -2687,7 +2749,7 @@
       </w:r>
       <w:r>
         <w:rPr/>
-        <w:t xml:space="preserve"> подушка з Should випереджає готівку з Must; ліміти й експорт випереджають редактор. Для ядра довіряю MoSCoW: готівка лишається обов’язковою. Після ядра пропоную </w:t>
+        <w:t xml:space="preserve"> подушка з Should випереджає готівку з Must; ліміти й експорт випереджають редактор. Для ядра довіряю MoSCoW: готівка лишається обов’язковою. V/E пропонує </w:t>
       </w:r>
       <w:r>
         <w:rPr>
@@ -2697,7 +2759,7 @@
       </w:r>
       <w:r>
         <w:rPr/>
-        <w:t xml:space="preserve">, якщо оператор може виправляти рідкісні помилки. Якщо ні — №21 перед №10/14. Експорт без підтвердженої потреби пропускаємо.</w:t>
+        <w:t xml:space="preserve"> за доступного оператора. У погодженому плані після №5 ставимо №21, щоб самостійно виправляти помилки; потім №10 і Could. Бали не замінюють залежності.</w:t>
       </w:r>
     </w:p>
     <w:p>
@@ -2884,7 +2946,7 @@
       </w:pPr>
       <w:r>
         <w:rPr/>
-        <w:t xml:space="preserve">Місяці від старту. «До кінця року» — перший рік розвитку. За 4–6 год/тиждень повні Must не готові за три місяці: нижче етапи з перевіркою, а не обіцянка приховати дефіцит часу.</w:t>
+        <w:t xml:space="preserve">Місяці від старту, дату ще не задано. Ресурс — 72 год/місяць, із них 18 резерву. До місяця 3 плануємо всі активні фічі та P1; Won’t відкладені. «До кінця року» — перший рік розвитку.</w:t>
       </w:r>
     </w:p>
     <w:tbl>
@@ -3001,7 +3063,17 @@
             </w:pPr>
             <w:r>
               <w:rPr/>
-              <w:t xml:space="preserve">Спільна модель зберігання, початок №2, правила власності №9. Результат — перевірений адаптер, ще не весь публічний трекер.</w:t>
+              <w:t xml:space="preserve">S0 10,5 + №2 14,5 + №9 21,5 + початок №12 7,5 = </w:t>
+            </w:r>
+            <w:r>
+              <w:rPr>
+                <w:b/>
+              </w:rPr>
+              <w:t xml:space="preserve">54 год</w:t>
+            </w:r>
+            <w:r>
+              <w:rPr/>
+              <w:t xml:space="preserve">. Сервер до локальних форм; публічний доступ закритий.</w:t>
             </w:r>
           </w:p>
         </w:tc>
@@ -3016,7 +3088,7 @@
             </w:pPr>
             <w:r>
               <w:rPr/>
-              <w:t xml:space="preserve">Погоджено поля, власника й правила 50/50; тест повторного рядка не подвоює витрати, контроль Олі не зламано.</w:t>
+              <w:t xml:space="preserve">Чотири контрольні суми збігаються, bean-check чистий; повторний CSV не подвоює витрати, змішані чеки й погашення пораховані правильно.</w:t>
             </w:r>
           </w:p>
         </w:tc>
@@ -3051,7 +3123,27 @@
             </w:pPr>
             <w:r>
               <w:rPr/>
-              <w:t xml:space="preserve">Завершення №2/9; №12/17 — захищений мобільний прототип; №6 після готових прав. Обсяг залежить від фактичного темпу.</w:t>
+              <w:t xml:space="preserve">Місяць 2: решта №12 13,5 + №17 10 + №6 13 + P1 6 + G-M 8 = </w:t>
+            </w:r>
+            <w:r>
+              <w:rPr>
+                <w:b/>
+              </w:rPr>
+              <w:t xml:space="preserve">50,5 год</w:t>
+            </w:r>
+            <w:r>
+              <w:rPr/>
+              <w:t xml:space="preserve">. Місяць 3: Should 31 + G-S 2 + Could 17,5 + G-C 2 = </w:t>
+            </w:r>
+            <w:r>
+              <w:rPr>
+                <w:b/>
+              </w:rPr>
+              <w:t xml:space="preserve">52,5 год</w:t>
+            </w:r>
+            <w:r>
+              <w:rPr/>
+              <w:t xml:space="preserve">.</w:t>
             </w:r>
           </w:p>
         </w:tc>
@@ -3066,7 +3158,7 @@
             </w:pPr>
             <w:r>
               <w:rPr/>
-              <w:t xml:space="preserve">Чотири контрольні цифри збігаються, bean-check без повідомлень; немає доступу без входу й до чужих даних. Якщо не пройдено — завершуємо ядро.</w:t>
+              <w:t xml:space="preserve">До кінця місяця 2 прийнято ядро й P1, перевірено права/HTTPS. До кінця місяця 3 Марко три тижні вводить готівку, записи пережили імпорт; прийнято №5/21/10/14/8/3.</w:t>
             </w:r>
           </w:p>
         </w:tc>
@@ -3101,7 +3193,7 @@
             </w:pPr>
             <w:r>
               <w:rPr/>
-              <w:t xml:space="preserve">Завершення всіх Must; №5 першою після них. Потім №21/10 за частотою помилок; №14/8/3 лише за попитом і ресурсом.</w:t>
+              <w:t xml:space="preserve">Підтримка, щомісячна звірка боргу, резервні копії й вимірювання економії. Нові фічі — після окремої оцінки.</w:t>
             </w:r>
           </w:p>
         </w:tc>
@@ -3116,7 +3208,7 @@
             </w:pPr>
             <w:r>
               <w:rPr/>
-              <w:t xml:space="preserve">Марко три тижні сам додає готівку; записи пережили імпорт і перезапуск; обидва звірили місячний борг. Після двох стабільних циклів беремо одне покращення.</w:t>
+              <w:t xml:space="preserve">Два стабільні місячні цикли, перевірене відновлення копії, виміряні витрати й час користування. Після цього переглядаємо Won’t.</w:t>
             </w:r>
           </w:p>
         </w:tc>
@@ -3128,7 +3220,7 @@
       </w:pPr>
       <w:r>
         <w:rPr/>
-        <w:t xml:space="preserve">Для повного ядра за три місяці потрібно погодити близько 11 год/тиждень або переглянути обсяг. Ціль часу користування — до 10 хв/тиждень на двох + 15 хв на місячний імпорт; це припущення, яке вимірюємо під час проби.</w:t>
+        <w:t xml:space="preserve">Після ядра: №5 → №21/10 → №14/8/3. За перевитрати часу першими переносимо Could; якість обліку й доступу зберігаємо. Ціль користування — до 10 хв/тиждень на двох + 15 хв на місячний імпорт; перевіряємо під час проби.</w:t>
       </w:r>
     </w:p>
     <w:p>
